--- a/docs/archituecture.md.docx
+++ b/docs/archituecture.md.docx
@@ -44,7 +44,7 @@
           <w:sz w:val="24"/>
           <w:szCs w:val="24"/>
         </w:rPr>
-        <w:t>Version: 1.4 — Frozen for implementation Date: June 2026 (amended 2026-07-11 via ADR-0001, ADR-0002, ADR-0003, ADR-0004) Status: Approved. Future changes via ADR only.</w:t>
+        <w:t>Version: 1.6 — Frozen for implementation Date: June 2026 (amended 2026-07-11 via ADR-0001, ADR-0002, ADR-0003, ADR-0004; amended 2026-07-20 via ADR-0005, ADR-0006) Status: Approved. Future changes via ADR only.</w:t>
       </w:r>
       <w:r>
         <w:rPr>
@@ -395,7 +395,7 @@
           <w:sz w:val="24"/>
           <w:szCs w:val="24"/>
         </w:rPr>
-        <w:t xml:space="preserve"> 2022–2025 (closed corpus)</w:t>
+        <w:t xml:space="preserve"> 2022–2026 (closed corpus; extended from 2022–2025 via ADR-0006, 2026-07-20)</w:t>
       </w:r>
     </w:p>
     <w:p>
@@ -3164,7 +3164,7 @@
           <w:sz w:val="24"/>
           <w:szCs w:val="24"/>
         </w:rPr>
-        <w:t xml:space="preserve"> Country reports from ooni.org/reports filtered to target countries and 2022–2025. Methodology HTML pages selected from ooni.org/support and test specification pages. Exclude raw Explorer measurements and short data notes under 500 words.</w:t>
+        <w:t xml:space="preserve"> Country reports from ooni.org/reports filtered to target countries and 2022–2026. Methodology HTML pages selected from ooni.org/support and test specification pages. Exclude raw Explorer measurements and short data notes under 500 words.</w:t>
       </w:r>
     </w:p>
     <w:p>
@@ -9360,7 +9360,7 @@
           <w:sz w:val="24"/>
           <w:szCs w:val="24"/>
         </w:rPr>
-        <w:t>This document was originally frozen at version 1.0 (June 2026). It is now at version 1.4, amended 2026-07-11 via ADR-0001 through ADR-0004 (see docs/adr/). “Frozen” describes the change process, not a fixed version number: no further edits happen outside this process.</w:t>
+        <w:t>This document was originally frozen at version 1.0 (June 2026). It went to version 1.4, amended 2026-07-11 via ADR-0001 through ADR-0004, then to 1.5 via ADR-0005 and 1.6 via ADR-0006, both 2026-07-20 (see docs/adr/). “Frozen” describes the change process, not a fixed version number: no further edits happen outside this process.</w:t>
       </w:r>
     </w:p>
     <w:p>
@@ -9471,7 +9471,7 @@
           <w:sz w:val="24"/>
           <w:szCs w:val="24"/>
         </w:rPr>
-        <w:t>Document version: 1.4 (amended via ADR-0001, ADR-0002, ADR-0003, ADR-0004) Frozen: June 2026 Next artifact: ingestion implementation — src/ingestion/</w:t>
+        <w:t>Document version: 1.6 (amended via ADR-0001, ADR-0002, ADR-0003, ADR-0004, ADR-0005, ADR-0006) Frozen: June 2026 Next artifact: ingestion implementation — src/ingestion/</w:t>
       </w:r>
       <w:r>
         <w:rPr>

--- a/docs/archituecture.md.docx
+++ b/docs/archituecture.md.docx
@@ -204,7 +204,7 @@
           <w:sz w:val="24"/>
           <w:szCs w:val="24"/>
         </w:rPr>
-        <w:t>What evidence exists for internet disruptions in East Africa between 2022 and 2025?</w:t>
+        <w:t>What evidence exists for internet disruptions in East Africa between 2022 and 2026?</w:t>
       </w:r>
     </w:p>
     <w:p>

--- a/docs/archituecture.md.docx
+++ b/docs/archituecture.md.docx
@@ -44,7 +44,7 @@
           <w:sz w:val="24"/>
           <w:szCs w:val="24"/>
         </w:rPr>
-        <w:t>Version: 1.6 — Frozen for implementation Date: June 2026 (amended 2026-07-11 via ADR-0001, ADR-0002, ADR-0003, ADR-0004; amended 2026-07-20 via ADR-0005, ADR-0006) Status: Approved. Future changes via ADR only.</w:t>
+        <w:t>Version: 1.8 — Frozen for implementation Date: June 2026 (amended 2026-07-11 via ADR-0001, ADR-0002, ADR-0003, ADR-0004; amended 2026-07-20 via ADR-0005, ADR-0006, ADR-0007, ADR-0008) Status: Approved. Future changes via ADR only.</w:t>
       </w:r>
       <w:r>
         <w:rPr>

--- a/docs/archituecture.md.docx
+++ b/docs/archituecture.md.docx
@@ -44,7 +44,7 @@
           <w:sz w:val="24"/>
           <w:szCs w:val="24"/>
         </w:rPr>
-        <w:t>Version: 1.8 — Frozen for implementation Date: June 2026 (amended 2026-07-11 via ADR-0001, ADR-0002, ADR-0003, ADR-0004; amended 2026-07-20 via ADR-0005, ADR-0006, ADR-0007, ADR-0008) Status: Approved. Future changes via ADR only.</w:t>
+        <w:t>Version: 1.9 — Frozen for implementation Date: June 2026 (amended 2026-07-11 via ADR-0001, ADR-0002, ADR-0003, ADR-0004; amended 2026-07-20 via ADR-0005, ADR-0006, ADR-0007, ADR-0008; amended 2026-07-24 via ADR-0009) Status: Approved. Future changes via ADR only.</w:t>
       </w:r>
       <w:r>
         <w:rPr>
@@ -9360,7 +9360,7 @@
           <w:sz w:val="24"/>
           <w:szCs w:val="24"/>
         </w:rPr>
-        <w:t>This document was originally frozen at version 1.0 (June 2026). It went to version 1.4, amended 2026-07-11 via ADR-0001 through ADR-0004, then to 1.5 via ADR-0005 and 1.6 via ADR-0006, both 2026-07-20 (see docs/adr/). “Frozen” describes the change process, not a fixed version number: no further edits happen outside this process.</w:t>
+        <w:t>This document was originally frozen at version 1.0 (June 2026). It went to version 1.4, amended 2026-07-11 via ADR-0001 through ADR-0004, then to 1.5 via ADR-0005 and 1.6 via ADR-0006 (both 2026-07-20), then to 1.7 via ADR-0007 and 1.8 via ADR-0008 (both 2026-07-20, end-of-ingestion-phase review), then to 1.9 via ADR-0009 (2026-07-24, start-of-generation-phase design) (see docs/adr/). “Frozen” describes the change process, not a fixed version number: no further edits happen outside this process.</w:t>
       </w:r>
     </w:p>
     <w:p>
@@ -9471,7 +9471,7 @@
           <w:sz w:val="24"/>
           <w:szCs w:val="24"/>
         </w:rPr>
-        <w:t>Document version: 1.6 (amended via ADR-0001, ADR-0002, ADR-0003, ADR-0004, ADR-0005, ADR-0006) Frozen: June 2026 Next artifact: ingestion implementation — src/ingestion/</w:t>
+        <w:t>Document version: 1.9 (amended via ADR-0001 through ADR-0009) Frozen: June 2026 Next artifact: generation implementation — src/generation/ (ingestion and retrieval are both closed and verified against the real corpus)</w:t>
       </w:r>
       <w:r>
         <w:rPr>
